--- a/ЮР/ДОГОВОР_ПРОИЗВОДСТВО_ЧИСТОВИК.docx
+++ b/ЮР/ДОГОВОР_ПРОИЗВОДСТВО_ЧИСТОВИК.docx
@@ -1043,7 +1043,7 @@
         <w:jc w:val="both"/>
       </w:pPr>
       <w:r>
-        <w:t>14.4. Поручители заранее дают согласие отвечать перед Компанией-производителем на изменённых условиях в случае изменения обеспеченных обязательств, в том числе при увеличении объёма партий, изменении цены передачи, сроков оплаты и размера ответственности, в пределах, не превышающих ____________________ (____________________) рублей по совокупности обязательств Компании-продавца (пункт 2 статьи 367 Гражданского кодекса Российской Федерации).</w:t>
+        <w:t>14.4. Поручительство обеспечивает обязательства Компании-продавца по каждой партии продукции в размере цены передачи соответствующей партии, а также начисленных на неё процентов за пользование коммерческим кредитом, неустойки и подлежащих возмещению убытков. Поручители заранее дают согласие отвечать перед Компанией-производителем на изменённых условиях в случае изменения обеспеченных обязательств, в том числе при изменении цены передачи, сроков оплаты и размера ответственности, в пределах, не превышающих цену передачи соответствующей партии, увеличенную на 50%, а также начисленных на неё процентов и неустойки (пункт 2 статьи 367 Гражданского кодекса Российской Федерации). Указанные пределы не ограничивают ответственность Поручителей по обязательствам, возникающим из новых партий продукции, передаваемых в течение срока действия настоящего договора; такие обязательства обеспечиваются поручительством в полном объёме на основании пункта 14.3.</w:t>
       </w:r>
     </w:p>
     <w:p>
